--- a/HospitalWeb/Templates/WordFiles/انهاء امتياز.docx
+++ b/HospitalWeb/Templates/WordFiles/انهاء امتياز.docx
@@ -1,6 +1,6 @@
 
 <file path=word/document.xml><?xml version="1.0" encoding="utf-8"?>
-<w:document xmlns:wpc="http://schemas.microsoft.com/office/word/2010/wordprocessingCanvas" xmlns:cx="http://schemas.microsoft.com/office/drawing/2014/chartex" xmlns:mc="http://schemas.openxmlformats.org/markup-compatibility/2006" xmlns:o="urn:schemas-microsoft-com:office:office" xmlns:r="http://schemas.openxmlformats.org/officeDocument/2006/relationships" xmlns:m="http://schemas.openxmlformats.org/officeDocument/2006/math" xmlns:v="urn:schemas-microsoft-com:vml" xmlns:wp14="http://schemas.microsoft.com/office/word/2010/wordprocessingDrawing" xmlns:wp="http://schemas.openxmlformats.org/drawingml/2006/wordprocessingDrawing" xmlns:w10="urn:schemas-microsoft-com:office:word" xmlns:w="http://schemas.openxmlformats.org/wordprocessingml/2006/main" xmlns:w14="http://schemas.microsoft.com/office/word/2010/wordml" xmlns:w15="http://schemas.microsoft.com/office/word/2012/wordml" xmlns:w16se="http://schemas.microsoft.com/office/word/2015/wordml/symex" xmlns:wpg="http://schemas.microsoft.com/office/word/2010/wordprocessingGroup" xmlns:wpi="http://schemas.microsoft.com/office/word/2010/wordprocessingInk" xmlns:wne="http://schemas.microsoft.com/office/word/2006/wordml" xmlns:wps="http://schemas.microsoft.com/office/word/2010/wordprocessingShape" mc:Ignorable="w14 w15 w16se wp14">
+<w:document xmlns:wpc="http://schemas.microsoft.com/office/word/2010/wordprocessingCanvas" xmlns:cx="http://schemas.microsoft.com/office/drawing/2014/chartex" xmlns:cx1="http://schemas.microsoft.com/office/drawing/2015/9/8/chartex" xmlns:mc="http://schemas.openxmlformats.org/markup-compatibility/2006" xmlns:o="urn:schemas-microsoft-com:office:office" xmlns:r="http://schemas.openxmlformats.org/officeDocument/2006/relationships" xmlns:m="http://schemas.openxmlformats.org/officeDocument/2006/math" xmlns:v="urn:schemas-microsoft-com:vml" xmlns:wp14="http://schemas.microsoft.com/office/word/2010/wordprocessingDrawing" xmlns:wp="http://schemas.openxmlformats.org/drawingml/2006/wordprocessingDrawing" xmlns:w10="urn:schemas-microsoft-com:office:word" xmlns:w="http://schemas.openxmlformats.org/wordprocessingml/2006/main" xmlns:w14="http://schemas.microsoft.com/office/word/2010/wordml" xmlns:w15="http://schemas.microsoft.com/office/word/2012/wordml" xmlns:w16se="http://schemas.microsoft.com/office/word/2015/wordml/symex" xmlns:wpg="http://schemas.microsoft.com/office/word/2010/wordprocessingGroup" xmlns:wpi="http://schemas.microsoft.com/office/word/2010/wordprocessingInk" xmlns:wne="http://schemas.microsoft.com/office/word/2006/wordml" xmlns:wps="http://schemas.microsoft.com/office/word/2010/wordprocessingShape" mc:Ignorable="w14 w15 w16se wp14">
   <w:body>
     <w:p>
       <w:pPr>
@@ -8,8 +8,6 @@
           <w:rtl/>
         </w:rPr>
       </w:pPr>
-      <w:bookmarkStart w:id="0" w:name="_GoBack"/>
-      <w:bookmarkEnd w:id="0"/>
     </w:p>
     <w:p>
       <w:pPr>
@@ -224,7 +222,7 @@
           <w:rtl/>
           <w:lang w:bidi="ar-JO"/>
         </w:rPr>
-        <w:t xml:space="preserve">الامتياز  </w:t>
+        <w:t xml:space="preserve">الامتياز </w:t>
       </w:r>
       <w:r>
         <w:rPr>
@@ -236,18 +234,38 @@
         </w:rPr>
         <w:t xml:space="preserve"> </w:t>
       </w:r>
-      <w:bookmarkStart w:id="1" w:name="EmployeeName"/>
-      <w:r>
-        <w:rPr>
-          <w:rFonts w:ascii="Sakkal Majalla" w:hAnsi="Sakkal Majalla" w:cs="Sakkal Majalla"/>
-          <w:sz w:val="36"/>
-          <w:szCs w:val="36"/>
-          <w:rtl/>
-          <w:lang w:bidi="ar-JO"/>
-        </w:rPr>
-        <w:t>نور خليل عيسى المناصره</w:t>
-      </w:r>
-      <w:bookmarkEnd w:id="1"/>
+      <w:r>
+        <w:rPr>
+          <w:rFonts w:ascii="Sakkal Majalla" w:hAnsi="Sakkal Majalla" w:cs="Sakkal Majalla"/>
+          <w:sz w:val="36"/>
+          <w:szCs w:val="36"/>
+          <w:rtl/>
+          <w:lang w:bidi="ar-JO"/>
+        </w:rPr>
+        <w:t xml:space="preserve"> </w:t>
+      </w:r>
+      <w:r>
+        <w:rPr>
+          <w:rFonts w:ascii="Sakkal Majalla" w:hAnsi="Sakkal Majalla" w:cs="Sakkal Majalla" w:hint="cs"/>
+          <w:sz w:val="36"/>
+          <w:szCs w:val="36"/>
+          <w:rtl/>
+          <w:lang w:bidi="ar-JO"/>
+        </w:rPr>
+        <w:t xml:space="preserve"> </w:t>
+      </w:r>
+      <w:bookmarkStart w:id="0" w:name="EmployeeName"/>
+      <w:r>
+        <w:rPr>
+          <w:rFonts w:ascii="Sakkal Majalla" w:hAnsi="Sakkal Majalla" w:cs="Sakkal Majalla"/>
+          <w:sz w:val="36"/>
+          <w:szCs w:val="36"/>
+          <w:rtl/>
+          <w:lang w:bidi="ar-JO"/>
+        </w:rPr>
+        <w:t>المناصره</w:t>
+      </w:r>
+      <w:bookmarkEnd w:id="0"/>
       <w:r>
         <w:rPr>
           <w:rFonts w:ascii="Times New Roman" w:eastAsiaTheme="minorHAnsi" w:hAnsi="Times New Roman" w:cs="Times New Roman" w:hint="cs"/>
@@ -279,69 +297,83 @@
         </w:rPr>
         <w:t xml:space="preserve">  </w:t>
       </w:r>
-      <w:bookmarkStart w:id="2" w:name="StartDate"/>
-      <w:r>
-        <w:rPr>
-          <w:rFonts w:ascii="Times New Roman" w:eastAsiaTheme="minorHAnsi" w:hAnsi="Times New Roman" w:cs="Times New Roman"/>
+      <w:bookmarkStart w:id="1" w:name="StartDate"/>
+      <w:r>
+        <w:rPr>
+          <w:rFonts w:ascii="Sakkal Majalla" w:hAnsi="Sakkal Majalla" w:cs="Sakkal Majalla" w:hint="cs"/>
+          <w:sz w:val="36"/>
+          <w:szCs w:val="36"/>
+          <w:rtl/>
+          <w:lang w:bidi="ar-JO"/>
+        </w:rPr>
+        <w:t xml:space="preserve">   </w:t>
+      </w:r>
+      <w:bookmarkEnd w:id="1"/>
+      <w:r>
+        <w:rPr>
+          <w:rFonts w:ascii="Times New Roman" w:eastAsiaTheme="minorHAnsi" w:hAnsi="Times New Roman" w:cs="Times New Roman" w:hint="cs"/>
           <w:b/>
           <w:bCs/>
           <w:color w:val="A31515"/>
           <w:sz w:val="32"/>
           <w:szCs w:val="32"/>
-          <w:highlight w:val="white"/>
-        </w:rPr>
-        <w:t>29/07/2025</w:t>
-      </w:r>
+          <w:rtl/>
+        </w:rPr>
+        <w:t xml:space="preserve"> </w:t>
+      </w:r>
+      <w:r>
+        <w:rPr>
+          <w:rFonts w:ascii="Sakkal Majalla" w:hAnsi="Sakkal Majalla" w:cs="Sakkal Majalla"/>
+          <w:sz w:val="36"/>
+          <w:szCs w:val="36"/>
+          <w:rtl/>
+          <w:lang w:bidi="ar-JO"/>
+        </w:rPr>
+        <w:t>وانه</w:t>
+      </w:r>
+      <w:r>
+        <w:rPr>
+          <w:rFonts w:ascii="Sakkal Majalla" w:hAnsi="Sakkal Majalla" w:cs="Sakkal Majalla" w:hint="cs"/>
+          <w:sz w:val="36"/>
+          <w:szCs w:val="36"/>
+          <w:rtl/>
+          <w:lang w:bidi="ar-JO"/>
+        </w:rPr>
+        <w:t xml:space="preserve">ى </w:t>
+      </w:r>
+      <w:r>
+        <w:rPr>
+          <w:rFonts w:ascii="Sakkal Majalla" w:hAnsi="Sakkal Majalla" w:cs="Sakkal Majalla"/>
+          <w:sz w:val="36"/>
+          <w:szCs w:val="36"/>
+          <w:rtl/>
+          <w:lang w:bidi="ar-JO"/>
+        </w:rPr>
+        <w:t>التدريب  بتاريخ</w:t>
+      </w:r>
+      <w:r>
+        <w:rPr>
+          <w:rFonts w:ascii="Sakkal Majalla" w:hAnsi="Sakkal Majalla" w:cs="Sakkal Majalla"/>
+          <w:sz w:val="36"/>
+          <w:szCs w:val="36"/>
+          <w:lang w:bidi="ar-JO"/>
+        </w:rPr>
+        <w:t xml:space="preserve"> </w:t>
+      </w:r>
+      <w:r>
+        <w:rPr>
+          <w:rFonts w:ascii="Sakkal Majalla" w:hAnsi="Sakkal Majalla" w:cs="Sakkal Majalla"/>
+          <w:sz w:val="36"/>
+          <w:szCs w:val="36"/>
+          <w:rtl/>
+          <w:lang w:bidi="ar-JO"/>
+        </w:rPr>
+        <w:t xml:space="preserve"> </w:t>
+      </w:r>
+      <w:bookmarkStart w:id="2" w:name="EndDate"/>
+      <w:bookmarkStart w:id="3" w:name="_GoBack"/>
       <w:bookmarkEnd w:id="2"/>
-      <w:r>
-        <w:rPr>
-          <w:rFonts w:ascii="Sakkal Majalla" w:hAnsi="Sakkal Majalla" w:cs="Sakkal Majalla"/>
-          <w:sz w:val="36"/>
-          <w:szCs w:val="36"/>
-          <w:rtl/>
-          <w:lang w:bidi="ar-JO"/>
-        </w:rPr>
-        <w:t>وانه</w:t>
-      </w:r>
-      <w:r>
-        <w:rPr>
-          <w:rFonts w:ascii="Sakkal Majalla" w:hAnsi="Sakkal Majalla" w:cs="Sakkal Majalla" w:hint="cs"/>
-          <w:sz w:val="36"/>
-          <w:szCs w:val="36"/>
-          <w:rtl/>
-          <w:lang w:bidi="ar-JO"/>
-        </w:rPr>
-        <w:t xml:space="preserve">ى </w:t>
-      </w:r>
-      <w:r>
-        <w:rPr>
-          <w:rFonts w:ascii="Sakkal Majalla" w:hAnsi="Sakkal Majalla" w:cs="Sakkal Majalla"/>
-          <w:sz w:val="36"/>
-          <w:szCs w:val="36"/>
-          <w:rtl/>
-          <w:lang w:bidi="ar-JO"/>
-        </w:rPr>
-        <w:t>التدريب  بتاريخ</w:t>
-      </w:r>
-      <w:r>
-        <w:rPr>
-          <w:rFonts w:ascii="Sakkal Majalla" w:hAnsi="Sakkal Majalla" w:cs="Sakkal Majalla"/>
-          <w:sz w:val="36"/>
-          <w:szCs w:val="36"/>
-          <w:lang w:bidi="ar-JO"/>
-        </w:rPr>
-        <w:t xml:space="preserve"> </w:t>
-      </w:r>
-      <w:r>
-        <w:rPr>
-          <w:rFonts w:ascii="Sakkal Majalla" w:hAnsi="Sakkal Majalla" w:cs="Sakkal Majalla"/>
-          <w:sz w:val="36"/>
-          <w:szCs w:val="36"/>
-          <w:rtl/>
-          <w:lang w:bidi="ar-JO"/>
-        </w:rPr>
-        <w:t xml:space="preserve"> </w:t>
-      </w:r>
+      <w:bookmarkEnd w:id="3"/>
       <w:r>
         <w:rPr>
           <w:rFonts w:ascii="Sakkal Majalla" w:hAnsi="Sakkal Majalla" w:cs="Sakkal Majalla"/>
@@ -351,20 +383,18 @@
         </w:rPr>
         <w:t xml:space="preserve">  </w:t>
       </w:r>
-      <w:bookmarkStart w:id="3" w:name="EndDate"/>
-      <w:r>
-        <w:rPr>
-          <w:rFonts w:asciiTheme="majorBidi" w:eastAsiaTheme="minorHAnsi" w:hAnsiTheme="majorBidi" w:cstheme="majorBidi"/>
+      <w:r>
+        <w:rPr>
+          <w:rFonts w:asciiTheme="majorBidi" w:eastAsiaTheme="minorHAnsi" w:hAnsiTheme="majorBidi" w:cstheme="majorBidi" w:hint="cs"/>
           <w:b/>
           <w:bCs/>
           <w:color w:val="A31515"/>
           <w:sz w:val="32"/>
           <w:szCs w:val="32"/>
-          <w:highlight w:val="white"/>
-        </w:rPr>
-        <w:t>28/07/2026</w:t>
-      </w:r>
-      <w:bookmarkEnd w:id="3"/>
+          <w:rtl/>
+        </w:rPr>
+        <w:t xml:space="preserve">  </w:t>
+      </w:r>
       <w:r>
         <w:rPr>
           <w:rFonts w:ascii="Sakkal Majalla" w:hAnsi="Sakkal Majalla" w:cs="Sakkal Majalla"/>
